--- a/Virtual Physics Lab 01/lab-manuals-docx/คู่มือการทดลอง_15_newtons_2nd_law.docx
+++ b/Virtual Physics Lab 01/lab-manuals-docx/คู่มือการทดลอง_15_newtons_2nd_law.docx
@@ -25,12 +25,6 @@
         <w:gridCol w:w="1696"/>
       </w:tblGrid>
       <w:tr>
-        <w:tblPrEx>
-          <w:tblCellMar>
-            <w:top w:w="0" w:type="dxa"/>
-            <w:bottom w:w="0" w:type="dxa"/>
-          </w:tblCellMar>
-        </w:tblPrEx>
         <w:trPr>
           <w:gridAfter w:val="2"/>
         </w:trPr>
@@ -103,12 +97,6 @@
         </w:tc>
       </w:tr>
       <w:tr>
-        <w:tblPrEx>
-          <w:tblCellMar>
-            <w:top w:w="0" w:type="dxa"/>
-            <w:bottom w:w="0" w:type="dxa"/>
-          </w:tblCellMar>
-        </w:tblPrEx>
         <w:tc>
           <w:tcPr>
             <w:tcW w:w="0" w:type="auto"/>
@@ -752,12 +740,6 @@
         <w:gridCol w:w="8400"/>
       </w:tblGrid>
       <w:tr>
-        <w:tblPrEx>
-          <w:tblCellMar>
-            <w:top w:w="0" w:type="dxa"/>
-            <w:bottom w:w="0" w:type="dxa"/>
-          </w:tblCellMar>
-        </w:tblPrEx>
         <w:tc>
           <w:tcPr>
             <w:tcW w:w="800" w:type="dxa"/>
@@ -818,12 +800,6 @@
         </w:tc>
       </w:tr>
       <w:tr>
-        <w:tblPrEx>
-          <w:tblCellMar>
-            <w:top w:w="0" w:type="dxa"/>
-            <w:bottom w:w="0" w:type="dxa"/>
-          </w:tblCellMar>
-        </w:tblPrEx>
         <w:tc>
           <w:tcPr>
             <w:tcW w:w="800" w:type="dxa"/>
@@ -881,12 +857,6 @@
         </w:tc>
       </w:tr>
       <w:tr>
-        <w:tblPrEx>
-          <w:tblCellMar>
-            <w:top w:w="0" w:type="dxa"/>
-            <w:bottom w:w="0" w:type="dxa"/>
-          </w:tblCellMar>
-        </w:tblPrEx>
         <w:tc>
           <w:tcPr>
             <w:tcW w:w="800" w:type="dxa"/>
@@ -944,12 +914,6 @@
         </w:tc>
       </w:tr>
       <w:tr>
-        <w:tblPrEx>
-          <w:tblCellMar>
-            <w:top w:w="0" w:type="dxa"/>
-            <w:bottom w:w="0" w:type="dxa"/>
-          </w:tblCellMar>
-        </w:tblPrEx>
         <w:tc>
           <w:tcPr>
             <w:tcW w:w="800" w:type="dxa"/>
@@ -1007,12 +971,6 @@
         </w:tc>
       </w:tr>
       <w:tr>
-        <w:tblPrEx>
-          <w:tblCellMar>
-            <w:top w:w="0" w:type="dxa"/>
-            <w:bottom w:w="0" w:type="dxa"/>
-          </w:tblCellMar>
-        </w:tblPrEx>
         <w:tc>
           <w:tcPr>
             <w:tcW w:w="800" w:type="dxa"/>
@@ -1070,12 +1028,6 @@
         </w:tc>
       </w:tr>
       <w:tr>
-        <w:tblPrEx>
-          <w:tblCellMar>
-            <w:top w:w="0" w:type="dxa"/>
-            <w:bottom w:w="0" w:type="dxa"/>
-          </w:tblCellMar>
-        </w:tblPrEx>
         <w:tc>
           <w:tcPr>
             <w:tcW w:w="800" w:type="dxa"/>
@@ -1133,12 +1085,6 @@
         </w:tc>
       </w:tr>
       <w:tr>
-        <w:tblPrEx>
-          <w:tblCellMar>
-            <w:top w:w="0" w:type="dxa"/>
-            <w:bottom w:w="0" w:type="dxa"/>
-          </w:tblCellMar>
-        </w:tblPrEx>
         <w:tc>
           <w:tcPr>
             <w:tcW w:w="800" w:type="dxa"/>
@@ -1196,12 +1142,6 @@
         </w:tc>
       </w:tr>
       <w:tr>
-        <w:tblPrEx>
-          <w:tblCellMar>
-            <w:top w:w="0" w:type="dxa"/>
-            <w:bottom w:w="0" w:type="dxa"/>
-          </w:tblCellMar>
-        </w:tblPrEx>
         <w:tc>
           <w:tcPr>
             <w:tcW w:w="800" w:type="dxa"/>
@@ -1259,12 +1199,6 @@
         </w:tc>
       </w:tr>
       <w:tr>
-        <w:tblPrEx>
-          <w:tblCellMar>
-            <w:top w:w="0" w:type="dxa"/>
-            <w:bottom w:w="0" w:type="dxa"/>
-          </w:tblCellMar>
-        </w:tblPrEx>
         <w:tc>
           <w:tcPr>
             <w:tcW w:w="800" w:type="dxa"/>
@@ -1322,12 +1256,6 @@
         </w:tc>
       </w:tr>
       <w:tr>
-        <w:tblPrEx>
-          <w:tblCellMar>
-            <w:top w:w="0" w:type="dxa"/>
-            <w:bottom w:w="0" w:type="dxa"/>
-          </w:tblCellMar>
-        </w:tblPrEx>
         <w:tc>
           <w:tcPr>
             <w:tcW w:w="800" w:type="dxa"/>
@@ -1385,12 +1313,6 @@
         </w:tc>
       </w:tr>
       <w:tr>
-        <w:tblPrEx>
-          <w:tblCellMar>
-            <w:top w:w="0" w:type="dxa"/>
-            <w:bottom w:w="0" w:type="dxa"/>
-          </w:tblCellMar>
-        </w:tblPrEx>
         <w:tc>
           <w:tcPr>
             <w:tcW w:w="800" w:type="dxa"/>
@@ -1448,12 +1370,6 @@
         </w:tc>
       </w:tr>
       <w:tr>
-        <w:tblPrEx>
-          <w:tblCellMar>
-            <w:top w:w="0" w:type="dxa"/>
-            <w:bottom w:w="0" w:type="dxa"/>
-          </w:tblCellMar>
-        </w:tblPrEx>
         <w:tc>
           <w:tcPr>
             <w:tcW w:w="800" w:type="dxa"/>
@@ -1524,9 +1440,6 @@
     <w:p>
       <w:pPr>
         <w:spacing w:after="120"/>
-        <w:rPr>
-          <w:rFonts w:hint="cs"/>
-        </w:rPr>
       </w:pPr>
     </w:p>
     <w:p>
@@ -1571,12 +1484,6 @@
         <w:gridCol w:w="2200"/>
       </w:tblGrid>
       <w:tr>
-        <w:tblPrEx>
-          <w:tblCellMar>
-            <w:top w:w="0" w:type="dxa"/>
-            <w:bottom w:w="0" w:type="dxa"/>
-          </w:tblCellMar>
-        </w:tblPrEx>
         <w:tc>
           <w:tcPr>
             <w:tcW w:w="3000" w:type="dxa"/>
@@ -1695,12 +1602,6 @@
         </w:tc>
       </w:tr>
       <w:tr>
-        <w:tblPrEx>
-          <w:tblCellMar>
-            <w:top w:w="0" w:type="dxa"/>
-            <w:bottom w:w="0" w:type="dxa"/>
-          </w:tblCellMar>
-        </w:tblPrEx>
         <w:tc>
           <w:tcPr>
             <w:tcW w:w="3000" w:type="dxa"/>
@@ -1809,12 +1710,6 @@
         </w:tc>
       </w:tr>
       <w:tr>
-        <w:tblPrEx>
-          <w:tblCellMar>
-            <w:top w:w="0" w:type="dxa"/>
-            <w:bottom w:w="0" w:type="dxa"/>
-          </w:tblCellMar>
-        </w:tblPrEx>
         <w:tc>
           <w:tcPr>
             <w:tcW w:w="3000" w:type="dxa"/>
@@ -1923,12 +1818,6 @@
         </w:tc>
       </w:tr>
       <w:tr>
-        <w:tblPrEx>
-          <w:tblCellMar>
-            <w:top w:w="0" w:type="dxa"/>
-            <w:bottom w:w="0" w:type="dxa"/>
-          </w:tblCellMar>
-        </w:tblPrEx>
         <w:tc>
           <w:tcPr>
             <w:tcW w:w="3000" w:type="dxa"/>
@@ -2037,12 +1926,6 @@
         </w:tc>
       </w:tr>
       <w:tr>
-        <w:tblPrEx>
-          <w:tblCellMar>
-            <w:top w:w="0" w:type="dxa"/>
-            <w:bottom w:w="0" w:type="dxa"/>
-          </w:tblCellMar>
-        </w:tblPrEx>
         <w:tc>
           <w:tcPr>
             <w:tcW w:w="3000" w:type="dxa"/>
@@ -2151,12 +2034,6 @@
         </w:tc>
       </w:tr>
       <w:tr>
-        <w:tblPrEx>
-          <w:tblCellMar>
-            <w:top w:w="0" w:type="dxa"/>
-            <w:bottom w:w="0" w:type="dxa"/>
-          </w:tblCellMar>
-        </w:tblPrEx>
         <w:tc>
           <w:tcPr>
             <w:tcW w:w="3000" w:type="dxa"/>
@@ -2265,12 +2142,6 @@
         </w:tc>
       </w:tr>
       <w:tr>
-        <w:tblPrEx>
-          <w:tblCellMar>
-            <w:top w:w="0" w:type="dxa"/>
-            <w:bottom w:w="0" w:type="dxa"/>
-          </w:tblCellMar>
-        </w:tblPrEx>
         <w:tc>
           <w:tcPr>
             <w:tcW w:w="3000" w:type="dxa"/>
@@ -2379,12 +2250,6 @@
         </w:tc>
       </w:tr>
       <w:tr>
-        <w:tblPrEx>
-          <w:tblCellMar>
-            <w:top w:w="0" w:type="dxa"/>
-            <w:bottom w:w="0" w:type="dxa"/>
-          </w:tblCellMar>
-        </w:tblPrEx>
         <w:tc>
           <w:tcPr>
             <w:tcW w:w="3000" w:type="dxa"/>
@@ -2629,12 +2494,6 @@
         <w:gridCol w:w="5060"/>
       </w:tblGrid>
       <w:tr>
-        <w:tblPrEx>
-          <w:tblCellMar>
-            <w:top w:w="0" w:type="dxa"/>
-            <w:bottom w:w="0" w:type="dxa"/>
-          </w:tblCellMar>
-        </w:tblPrEx>
         <w:tc>
           <w:tcPr>
             <w:tcW w:w="0" w:type="auto"/>
@@ -2724,12 +2583,6 @@
         </w:tc>
       </w:tr>
       <w:tr>
-        <w:tblPrEx>
-          <w:tblCellMar>
-            <w:top w:w="0" w:type="dxa"/>
-            <w:bottom w:w="0" w:type="dxa"/>
-          </w:tblCellMar>
-        </w:tblPrEx>
         <w:tc>
           <w:tcPr>
             <w:tcW w:w="0" w:type="auto"/>
@@ -2811,12 +2664,6 @@
         </w:tc>
       </w:tr>
       <w:tr>
-        <w:tblPrEx>
-          <w:tblCellMar>
-            <w:top w:w="0" w:type="dxa"/>
-            <w:bottom w:w="0" w:type="dxa"/>
-          </w:tblCellMar>
-        </w:tblPrEx>
         <w:tc>
           <w:tcPr>
             <w:tcW w:w="0" w:type="auto"/>
@@ -2898,12 +2745,6 @@
         </w:tc>
       </w:tr>
       <w:tr>
-        <w:tblPrEx>
-          <w:tblCellMar>
-            <w:top w:w="0" w:type="dxa"/>
-            <w:bottom w:w="0" w:type="dxa"/>
-          </w:tblCellMar>
-        </w:tblPrEx>
         <w:tc>
           <w:tcPr>
             <w:tcW w:w="0" w:type="auto"/>
@@ -2985,12 +2826,6 @@
         </w:tc>
       </w:tr>
       <w:tr>
-        <w:tblPrEx>
-          <w:tblCellMar>
-            <w:top w:w="0" w:type="dxa"/>
-            <w:bottom w:w="0" w:type="dxa"/>
-          </w:tblCellMar>
-        </w:tblPrEx>
         <w:tc>
           <w:tcPr>
             <w:tcW w:w="0" w:type="auto"/>
@@ -3072,12 +2907,6 @@
         </w:tc>
       </w:tr>
       <w:tr>
-        <w:tblPrEx>
-          <w:tblCellMar>
-            <w:top w:w="0" w:type="dxa"/>
-            <w:bottom w:w="0" w:type="dxa"/>
-          </w:tblCellMar>
-        </w:tblPrEx>
         <w:tc>
           <w:tcPr>
             <w:tcW w:w="0" w:type="auto"/>
@@ -3159,12 +2988,6 @@
         </w:tc>
       </w:tr>
       <w:tr>
-        <w:tblPrEx>
-          <w:tblCellMar>
-            <w:top w:w="0" w:type="dxa"/>
-            <w:bottom w:w="0" w:type="dxa"/>
-          </w:tblCellMar>
-        </w:tblPrEx>
         <w:tc>
           <w:tcPr>
             <w:tcW w:w="0" w:type="auto"/>
@@ -3311,9 +3134,6 @@
     <w:p>
       <w:pPr>
         <w:spacing w:after="120"/>
-        <w:rPr>
-          <w:rFonts w:hint="cs"/>
-        </w:rPr>
       </w:pPr>
     </w:p>
     <w:p>
@@ -3516,12 +3336,6 @@
         <w:gridCol w:w="1571"/>
       </w:tblGrid>
       <w:tr>
-        <w:tblPrEx>
-          <w:tblCellMar>
-            <w:top w:w="0" w:type="dxa"/>
-            <w:bottom w:w="0" w:type="dxa"/>
-          </w:tblCellMar>
-        </w:tblPrEx>
         <w:tc>
           <w:tcPr>
             <w:tcW w:w="700" w:type="dxa"/>
@@ -3727,12 +3541,6 @@
         </w:tc>
       </w:tr>
       <w:tr>
-        <w:tblPrEx>
-          <w:tblCellMar>
-            <w:top w:w="0" w:type="dxa"/>
-            <w:bottom w:w="0" w:type="dxa"/>
-          </w:tblCellMar>
-        </w:tblPrEx>
         <w:tc>
           <w:tcPr>
             <w:tcW w:w="700" w:type="dxa"/>
@@ -3897,12 +3705,6 @@
         </w:tc>
       </w:tr>
       <w:tr>
-        <w:tblPrEx>
-          <w:tblCellMar>
-            <w:top w:w="0" w:type="dxa"/>
-            <w:bottom w:w="0" w:type="dxa"/>
-          </w:tblCellMar>
-        </w:tblPrEx>
         <w:tc>
           <w:tcPr>
             <w:tcW w:w="700" w:type="dxa"/>
@@ -4067,12 +3869,6 @@
         </w:tc>
       </w:tr>
       <w:tr>
-        <w:tblPrEx>
-          <w:tblCellMar>
-            <w:top w:w="0" w:type="dxa"/>
-            <w:bottom w:w="0" w:type="dxa"/>
-          </w:tblCellMar>
-        </w:tblPrEx>
         <w:tc>
           <w:tcPr>
             <w:tcW w:w="700" w:type="dxa"/>
@@ -4237,12 +4033,6 @@
         </w:tc>
       </w:tr>
       <w:tr>
-        <w:tblPrEx>
-          <w:tblCellMar>
-            <w:top w:w="0" w:type="dxa"/>
-            <w:bottom w:w="0" w:type="dxa"/>
-          </w:tblCellMar>
-        </w:tblPrEx>
         <w:tc>
           <w:tcPr>
             <w:tcW w:w="700" w:type="dxa"/>
@@ -4407,12 +4197,6 @@
         </w:tc>
       </w:tr>
       <w:tr>
-        <w:tblPrEx>
-          <w:tblCellMar>
-            <w:top w:w="0" w:type="dxa"/>
-            <w:bottom w:w="0" w:type="dxa"/>
-          </w:tblCellMar>
-        </w:tblPrEx>
         <w:tc>
           <w:tcPr>
             <w:tcW w:w="700" w:type="dxa"/>
@@ -4577,12 +4361,6 @@
         </w:tc>
       </w:tr>
       <w:tr>
-        <w:tblPrEx>
-          <w:tblCellMar>
-            <w:top w:w="0" w:type="dxa"/>
-            <w:bottom w:w="0" w:type="dxa"/>
-          </w:tblCellMar>
-        </w:tblPrEx>
         <w:tc>
           <w:tcPr>
             <w:tcW w:w="700" w:type="dxa"/>
@@ -4747,12 +4525,6 @@
         </w:tc>
       </w:tr>
       <w:tr>
-        <w:tblPrEx>
-          <w:tblCellMar>
-            <w:top w:w="0" w:type="dxa"/>
-            <w:bottom w:w="0" w:type="dxa"/>
-          </w:tblCellMar>
-        </w:tblPrEx>
         <w:tc>
           <w:tcPr>
             <w:tcW w:w="700" w:type="dxa"/>
@@ -4917,12 +4689,6 @@
         </w:tc>
       </w:tr>
       <w:tr>
-        <w:tblPrEx>
-          <w:tblCellMar>
-            <w:top w:w="0" w:type="dxa"/>
-            <w:bottom w:w="0" w:type="dxa"/>
-          </w:tblCellMar>
-        </w:tblPrEx>
         <w:tc>
           <w:tcPr>
             <w:tcW w:w="700" w:type="dxa"/>
@@ -5087,12 +4853,6 @@
         </w:tc>
       </w:tr>
       <w:tr>
-        <w:tblPrEx>
-          <w:tblCellMar>
-            <w:top w:w="0" w:type="dxa"/>
-            <w:bottom w:w="0" w:type="dxa"/>
-          </w:tblCellMar>
-        </w:tblPrEx>
         <w:tc>
           <w:tcPr>
             <w:tcW w:w="700" w:type="dxa"/>
@@ -5257,12 +5017,6 @@
         </w:tc>
       </w:tr>
       <w:tr>
-        <w:tblPrEx>
-          <w:tblCellMar>
-            <w:top w:w="0" w:type="dxa"/>
-            <w:bottom w:w="0" w:type="dxa"/>
-          </w:tblCellMar>
-        </w:tblPrEx>
         <w:tc>
           <w:tcPr>
             <w:tcW w:w="700" w:type="dxa"/>
@@ -5695,12 +5449,6 @@
         <w:gridCol w:w="1122"/>
       </w:tblGrid>
       <w:tr>
-        <w:tblPrEx>
-          <w:tblCellMar>
-            <w:top w:w="0" w:type="dxa"/>
-            <w:bottom w:w="0" w:type="dxa"/>
-          </w:tblCellMar>
-        </w:tblPrEx>
         <w:tc>
           <w:tcPr>
             <w:tcW w:w="600" w:type="dxa"/>
@@ -5935,12 +5683,6 @@
         </w:tc>
       </w:tr>
       <w:tr>
-        <w:tblPrEx>
-          <w:tblCellMar>
-            <w:top w:w="0" w:type="dxa"/>
-            <w:bottom w:w="0" w:type="dxa"/>
-          </w:tblCellMar>
-        </w:tblPrEx>
         <w:tc>
           <w:tcPr>
             <w:tcW w:w="600" w:type="dxa"/>
@@ -6123,12 +5865,6 @@
         </w:tc>
       </w:tr>
       <w:tr>
-        <w:tblPrEx>
-          <w:tblCellMar>
-            <w:top w:w="0" w:type="dxa"/>
-            <w:bottom w:w="0" w:type="dxa"/>
-          </w:tblCellMar>
-        </w:tblPrEx>
         <w:tc>
           <w:tcPr>
             <w:tcW w:w="600" w:type="dxa"/>
@@ -6311,12 +6047,6 @@
         </w:tc>
       </w:tr>
       <w:tr>
-        <w:tblPrEx>
-          <w:tblCellMar>
-            <w:top w:w="0" w:type="dxa"/>
-            <w:bottom w:w="0" w:type="dxa"/>
-          </w:tblCellMar>
-        </w:tblPrEx>
         <w:tc>
           <w:tcPr>
             <w:tcW w:w="600" w:type="dxa"/>
@@ -6499,12 +6229,6 @@
         </w:tc>
       </w:tr>
       <w:tr>
-        <w:tblPrEx>
-          <w:tblCellMar>
-            <w:top w:w="0" w:type="dxa"/>
-            <w:bottom w:w="0" w:type="dxa"/>
-          </w:tblCellMar>
-        </w:tblPrEx>
         <w:tc>
           <w:tcPr>
             <w:tcW w:w="600" w:type="dxa"/>
@@ -6687,12 +6411,6 @@
         </w:tc>
       </w:tr>
       <w:tr>
-        <w:tblPrEx>
-          <w:tblCellMar>
-            <w:top w:w="0" w:type="dxa"/>
-            <w:bottom w:w="0" w:type="dxa"/>
-          </w:tblCellMar>
-        </w:tblPrEx>
         <w:tc>
           <w:tcPr>
             <w:tcW w:w="600" w:type="dxa"/>
@@ -6875,12 +6593,6 @@
         </w:tc>
       </w:tr>
       <w:tr>
-        <w:tblPrEx>
-          <w:tblCellMar>
-            <w:top w:w="0" w:type="dxa"/>
-            <w:bottom w:w="0" w:type="dxa"/>
-          </w:tblCellMar>
-        </w:tblPrEx>
         <w:tc>
           <w:tcPr>
             <w:tcW w:w="600" w:type="dxa"/>
@@ -7063,12 +6775,6 @@
         </w:tc>
       </w:tr>
       <w:tr>
-        <w:tblPrEx>
-          <w:tblCellMar>
-            <w:top w:w="0" w:type="dxa"/>
-            <w:bottom w:w="0" w:type="dxa"/>
-          </w:tblCellMar>
-        </w:tblPrEx>
         <w:tc>
           <w:tcPr>
             <w:tcW w:w="600" w:type="dxa"/>
@@ -7251,12 +6957,6 @@
         </w:tc>
       </w:tr>
       <w:tr>
-        <w:tblPrEx>
-          <w:tblCellMar>
-            <w:top w:w="0" w:type="dxa"/>
-            <w:bottom w:w="0" w:type="dxa"/>
-          </w:tblCellMar>
-        </w:tblPrEx>
         <w:tc>
           <w:tcPr>
             <w:tcW w:w="600" w:type="dxa"/>
@@ -7439,12 +7139,6 @@
         </w:tc>
       </w:tr>
       <w:tr>
-        <w:tblPrEx>
-          <w:tblCellMar>
-            <w:top w:w="0" w:type="dxa"/>
-            <w:bottom w:w="0" w:type="dxa"/>
-          </w:tblCellMar>
-        </w:tblPrEx>
         <w:tc>
           <w:tcPr>
             <w:tcW w:w="600" w:type="dxa"/>
@@ -7727,12 +7421,6 @@
         <w:gridCol w:w="2240"/>
       </w:tblGrid>
       <w:tr>
-        <w:tblPrEx>
-          <w:tblCellMar>
-            <w:top w:w="0" w:type="dxa"/>
-            <w:bottom w:w="0" w:type="dxa"/>
-          </w:tblCellMar>
-        </w:tblPrEx>
         <w:tc>
           <w:tcPr>
             <w:tcW w:w="0" w:type="auto"/>
@@ -7822,12 +7510,6 @@
         </w:tc>
       </w:tr>
       <w:tr>
-        <w:tblPrEx>
-          <w:tblCellMar>
-            <w:top w:w="0" w:type="dxa"/>
-            <w:bottom w:w="0" w:type="dxa"/>
-          </w:tblCellMar>
-        </w:tblPrEx>
         <w:tc>
           <w:tcPr>
             <w:tcW w:w="0" w:type="auto"/>
@@ -7901,12 +7583,6 @@
         </w:tc>
       </w:tr>
       <w:tr>
-        <w:tblPrEx>
-          <w:tblCellMar>
-            <w:top w:w="0" w:type="dxa"/>
-            <w:bottom w:w="0" w:type="dxa"/>
-          </w:tblCellMar>
-        </w:tblPrEx>
         <w:tc>
           <w:tcPr>
             <w:tcW w:w="0" w:type="auto"/>
@@ -7980,12 +7656,6 @@
         </w:tc>
       </w:tr>
       <w:tr>
-        <w:tblPrEx>
-          <w:tblCellMar>
-            <w:top w:w="0" w:type="dxa"/>
-            <w:bottom w:w="0" w:type="dxa"/>
-          </w:tblCellMar>
-        </w:tblPrEx>
         <w:tc>
           <w:tcPr>
             <w:tcW w:w="0" w:type="auto"/>
@@ -8113,12 +7783,6 @@
         <w:gridCol w:w="2333"/>
       </w:tblGrid>
       <w:tr>
-        <w:tblPrEx>
-          <w:tblCellMar>
-            <w:top w:w="0" w:type="dxa"/>
-            <w:bottom w:w="0" w:type="dxa"/>
-          </w:tblCellMar>
-        </w:tblPrEx>
         <w:tc>
           <w:tcPr>
             <w:tcW w:w="0" w:type="auto"/>
@@ -8208,12 +7872,6 @@
         </w:tc>
       </w:tr>
       <w:tr>
-        <w:tblPrEx>
-          <w:tblCellMar>
-            <w:top w:w="0" w:type="dxa"/>
-            <w:bottom w:w="0" w:type="dxa"/>
-          </w:tblCellMar>
-        </w:tblPrEx>
         <w:tc>
           <w:tcPr>
             <w:tcW w:w="0" w:type="auto"/>
@@ -8287,12 +7945,6 @@
         </w:tc>
       </w:tr>
       <w:tr>
-        <w:tblPrEx>
-          <w:tblCellMar>
-            <w:top w:w="0" w:type="dxa"/>
-            <w:bottom w:w="0" w:type="dxa"/>
-          </w:tblCellMar>
-        </w:tblPrEx>
         <w:tc>
           <w:tcPr>
             <w:tcW w:w="0" w:type="auto"/>
@@ -8366,12 +8018,6 @@
         </w:tc>
       </w:tr>
       <w:tr>
-        <w:tblPrEx>
-          <w:tblCellMar>
-            <w:top w:w="0" w:type="dxa"/>
-            <w:bottom w:w="0" w:type="dxa"/>
-          </w:tblCellMar>
-        </w:tblPrEx>
         <w:tc>
           <w:tcPr>
             <w:tcW w:w="0" w:type="auto"/>
@@ -8861,12 +8507,6 @@
         <w:gridCol w:w="4600"/>
       </w:tblGrid>
       <w:tr>
-        <w:tblPrEx>
-          <w:tblCellMar>
-            <w:top w:w="0" w:type="dxa"/>
-            <w:bottom w:w="0" w:type="dxa"/>
-          </w:tblCellMar>
-        </w:tblPrEx>
         <w:tc>
           <w:tcPr>
             <w:tcW w:w="0" w:type="auto"/>
@@ -8899,12 +8539,6 @@
         </w:tc>
       </w:tr>
       <w:tr>
-        <w:tblPrEx>
-          <w:tblCellMar>
-            <w:top w:w="0" w:type="dxa"/>
-            <w:bottom w:w="0" w:type="dxa"/>
-          </w:tblCellMar>
-        </w:tblPrEx>
         <w:tc>
           <w:tcPr>
             <w:tcW w:w="4600" w:type="dxa"/>
